--- a/applications/embodied-marketing-onboarding-project-manager/Embodied-OnboardingPM-CoverLetter.docx
+++ b/applications/embodied-marketing-onboarding-project-manager/Embodied-OnboardingPM-CoverLetter.docx
@@ -94,7 +94,7 @@
           <w:b w:val="0"/>
           <w:color w:val="1A1A1A"/>
         </w:rPr>
-        <w:t>I can run this role because I've done every job on the team you'd be coordinating. Through my consulting practice, Solenzo, I write funnel copy, build landing pages, set up email and SMS automation in GoHighLevel, and install the tracking, I worked on paid campaigns at two performance agencies, including accounts at Level Agency spending $20K+ a month. When a copywriter, designer, builder, and ads manager each hand me their piece, I know what good looks like and what's missing.</w:t>
+        <w:t>I can run this role because I've done every job on the team you'd be coordinating. Through my consulting practice, Solenzo, I write funnel copy, build landing pages, set up email and SMS automation in GoHighLevel, and install the tracking. I've also worked on paid campaigns at two performance agencies, including accounts at Level Agency spending $20K+ a month. When a copywriter, designer, builder, and ads manager each hand me their piece, I know what good looks like and what's missing.</w:t>
       </w:r>
     </w:p>
     <w:p>
